--- a/docs/dokumen/Rencana_Pemasaran_Mitrans-Astra_v1.3_redline.docx
+++ b/docs/dokumen/Rencana_Pemasaran_Mitrans-Astra_v1.3_redline.docx
@@ -378,7 +378,7 @@
       </w:ins>
       <w:ins w:id="9005" w:author="Claude (draf untuk Coach Doddy)" w:date="2026-10-27T12:00:00Z">
         <w:r>
-          <w:t xml:space="preserve"> (27 Oktober 2026): penegasan aturan sistem atas keputusan Coach (butir A1–A12 rancangan sistem): penempatan posisi jaringan (Bab 4); posisi dan volume dari Mitra PLS tanpa Lisensi (bagian 5.4); penghitungan upline pada konversi (bagian 5.5); Bonus Pembinaan tanpa kompresi (bagian 8.1); urutan ketat antrean Bonus Prestasi (bagian 8.2); sisa Pool Aktif di atas plafon (bagian 8.4); sisa Plan B (bagian 8.6); Bonus Sponsor dan Bonus Layanan Berkah tanpa syarat Langganan, serta masa akses Lisensi untuk Plan B (bagian 9.2); uang muka mingguan bonus tim (Bab 11 dan bagian 12.2); penarikan bonus tim atas pembatalan (Bab 13).</w:t>
+          <w:t xml:space="preserve"> (27 Oktober 2026): penegasan aturan sistem atas keputusan Coach (butir A1–A12 rancangan sistem): penempatan posisi jaringan (Bab 4); posisi dan volume dari Mitra PLS tanpa Lisensi (bagian 5.4); penghitungan upline pada konversi (bagian 5.5); Bonus Pembinaan tanpa kompresi (bagian 8.1); urutan ketat antrean Bonus Prestasi (bagian 8.2); sisa Pool Aktif di atas plafon (bagian 8.4); sisa Plan B (bagian 8.6); Bonus Sponsor dan Bonus Layanan Berkah tanpa syarat Langganan, serta masa akses Lisensi untuk Plan B (bagian 9.2); uang muka mingguan bonus tim (Bab 11 dan bagian 12.2); penarikan bonus tim atas pembatalan (Bab 13); hasil uji ulang dengan aturan versi 1.3 beserta asumsinya (bagian 12.3).</w:t>
         </w:r>
       </w:ins>
     </w:p>
@@ -14049,6 +14049,11 @@
       <w:r>
         <w:t xml:space="preserve">.</w:t>
       </w:r>
+      <w:ins w:id="9032" w:author="Claude (draf untuk Coach Doddy)" w:date="2026-10-27T12:00:00Z">
+        <w:r>
+          <w:t xml:space="preserve"> Pengujian ulang pada 27 Oktober 2026 memakai engine perhitungan yang menjalankan seluruh aturan versi 1.3. Hasilnya juga bukan perkiraan penghasilan Mitra PLS.</w:t>
+        </w:r>
+      </w:ins>
     </w:p>
     <w:tbl>
       <w:tblPr>
@@ -14231,13 +14236,24 @@
               <w:spacing w:after="0"/>
               <w:jc w:val="right"/>
             </w:pPr>
-            <w:r>
-              <w:rPr>
-                <w:sz w:val="19"/>
-                <w:szCs w:val="19"/>
-              </w:rPr>
-              <w:t xml:space="preserve">46,9%</w:t>
-            </w:r>
+            <w:del w:id="9033" w:author="Claude (draf untuk Coach Doddy)" w:date="2026-10-27T12:00:00Z">
+              <w:r>
+                <w:rPr>
+                  <w:sz w:val="19"/>
+                  <w:szCs w:val="19"/>
+                </w:rPr>
+                <w:delText xml:space="preserve">46,9%</w:delText>
+              </w:r>
+            </w:del>
+            <w:ins w:id="9034" w:author="Claude (draf untuk Coach Doddy)" w:date="2026-10-27T12:00:00Z">
+              <w:r>
+                <w:rPr>
+                  <w:sz w:val="19"/>
+                  <w:szCs w:val="19"/>
+                </w:rPr>
+                <w:t xml:space="preserve">26,6%</w:t>
+              </w:r>
+            </w:ins>
           </w:p>
         </w:tc>
         <w:tc>
@@ -14261,13 +14277,24 @@
               <w:spacing w:after="0"/>
               <w:jc w:val="right"/>
             </w:pPr>
-            <w:r>
-              <w:rPr>
-                <w:sz w:val="19"/>
-                <w:szCs w:val="19"/>
-              </w:rPr>
-              <w:t xml:space="preserve">36,7%</w:t>
-            </w:r>
+            <w:del w:id="9035" w:author="Claude (draf untuk Coach Doddy)" w:date="2026-10-27T12:00:00Z">
+              <w:r>
+                <w:rPr>
+                  <w:sz w:val="19"/>
+                  <w:szCs w:val="19"/>
+                </w:rPr>
+                <w:delText xml:space="preserve">36,7%</w:delText>
+              </w:r>
+            </w:del>
+            <w:ins w:id="9036" w:author="Claude (draf untuk Coach Doddy)" w:date="2026-10-27T12:00:00Z">
+              <w:r>
+                <w:rPr>
+                  <w:sz w:val="19"/>
+                  <w:szCs w:val="19"/>
+                </w:rPr>
+                <w:t xml:space="preserve">35,2%</w:t>
+              </w:r>
+            </w:ins>
           </w:p>
         </w:tc>
       </w:tr>
@@ -14327,13 +14354,24 @@
               <w:spacing w:after="0"/>
               <w:jc w:val="right"/>
             </w:pPr>
-            <w:r>
-              <w:rPr>
-                <w:sz w:val="19"/>
-                <w:szCs w:val="19"/>
-              </w:rPr>
-              <w:t xml:space="preserve">31,1%</w:t>
-            </w:r>
+            <w:del w:id="9037" w:author="Claude (draf untuk Coach Doddy)" w:date="2026-10-27T12:00:00Z">
+              <w:r>
+                <w:rPr>
+                  <w:sz w:val="19"/>
+                  <w:szCs w:val="19"/>
+                </w:rPr>
+                <w:delText xml:space="preserve">31,1%</w:delText>
+              </w:r>
+            </w:del>
+            <w:ins w:id="9038" w:author="Claude (draf untuk Coach Doddy)" w:date="2026-10-27T12:00:00Z">
+              <w:r>
+                <w:rPr>
+                  <w:sz w:val="19"/>
+                  <w:szCs w:val="19"/>
+                </w:rPr>
+                <w:t xml:space="preserve">29,0%</w:t>
+              </w:r>
+            </w:ins>
           </w:p>
         </w:tc>
         <w:tc>
@@ -14357,13 +14395,24 @@
               <w:spacing w:after="0"/>
               <w:jc w:val="right"/>
             </w:pPr>
-            <w:r>
-              <w:rPr>
-                <w:sz w:val="19"/>
-                <w:szCs w:val="19"/>
-              </w:rPr>
-              <w:t xml:space="preserve">26,6%</w:t>
-            </w:r>
+            <w:del w:id="9039" w:author="Claude (draf untuk Coach Doddy)" w:date="2026-10-27T12:00:00Z">
+              <w:r>
+                <w:rPr>
+                  <w:sz w:val="19"/>
+                  <w:szCs w:val="19"/>
+                </w:rPr>
+                <w:delText xml:space="preserve">26,6%</w:delText>
+              </w:r>
+            </w:del>
+            <w:ins w:id="9040" w:author="Claude (draf untuk Coach Doddy)" w:date="2026-10-27T12:00:00Z">
+              <w:r>
+                <w:rPr>
+                  <w:sz w:val="19"/>
+                  <w:szCs w:val="19"/>
+                </w:rPr>
+                <w:t xml:space="preserve">8,9%</w:t>
+              </w:r>
+            </w:ins>
           </w:p>
         </w:tc>
       </w:tr>
@@ -14423,13 +14472,24 @@
               <w:spacing w:after="0"/>
               <w:jc w:val="right"/>
             </w:pPr>
-            <w:r>
-              <w:rPr>
-                <w:sz w:val="19"/>
-                <w:szCs w:val="19"/>
-              </w:rPr>
-              <w:t xml:space="preserve">31,8%</w:t>
-            </w:r>
+            <w:del w:id="9041" w:author="Claude (draf untuk Coach Doddy)" w:date="2026-10-27T12:00:00Z">
+              <w:r>
+                <w:rPr>
+                  <w:sz w:val="19"/>
+                  <w:szCs w:val="19"/>
+                </w:rPr>
+                <w:delText xml:space="preserve">31,8%</w:delText>
+              </w:r>
+            </w:del>
+            <w:ins w:id="9042" w:author="Claude (draf untuk Coach Doddy)" w:date="2026-10-27T12:00:00Z">
+              <w:r>
+                <w:rPr>
+                  <w:sz w:val="19"/>
+                  <w:szCs w:val="19"/>
+                </w:rPr>
+                <w:t xml:space="preserve">28,9%</w:t>
+              </w:r>
+            </w:ins>
           </w:p>
         </w:tc>
         <w:tc>
@@ -14453,13 +14513,24 @@
               <w:spacing w:after="0"/>
               <w:jc w:val="right"/>
             </w:pPr>
-            <w:r>
-              <w:rPr>
-                <w:sz w:val="19"/>
-                <w:szCs w:val="19"/>
-              </w:rPr>
-              <w:t xml:space="preserve">26,7%</w:t>
-            </w:r>
+            <w:del w:id="9043" w:author="Claude (draf untuk Coach Doddy)" w:date="2026-10-27T12:00:00Z">
+              <w:r>
+                <w:rPr>
+                  <w:sz w:val="19"/>
+                  <w:szCs w:val="19"/>
+                </w:rPr>
+                <w:delText xml:space="preserve">26,7%</w:delText>
+              </w:r>
+            </w:del>
+            <w:ins w:id="9044" w:author="Claude (draf untuk Coach Doddy)" w:date="2026-10-27T12:00:00Z">
+              <w:r>
+                <w:rPr>
+                  <w:sz w:val="19"/>
+                  <w:szCs w:val="19"/>
+                </w:rPr>
+                <w:t xml:space="preserve">8,9%</w:t>
+              </w:r>
+            </w:ins>
           </w:p>
         </w:tc>
       </w:tr>
@@ -14519,13 +14590,24 @@
               <w:spacing w:after="0"/>
               <w:jc w:val="right"/>
             </w:pPr>
-            <w:r>
-              <w:rPr>
-                <w:sz w:val="19"/>
-                <w:szCs w:val="19"/>
-              </w:rPr>
-              <w:t xml:space="preserve">26,5%</w:t>
-            </w:r>
+            <w:del w:id="9045" w:author="Claude (draf untuk Coach Doddy)" w:date="2026-10-27T12:00:00Z">
+              <w:r>
+                <w:rPr>
+                  <w:sz w:val="19"/>
+                  <w:szCs w:val="19"/>
+                </w:rPr>
+                <w:delText xml:space="preserve">26,5%</w:delText>
+              </w:r>
+            </w:del>
+            <w:ins w:id="9046" w:author="Claude (draf untuk Coach Doddy)" w:date="2026-10-27T12:00:00Z">
+              <w:r>
+                <w:rPr>
+                  <w:sz w:val="19"/>
+                  <w:szCs w:val="19"/>
+                </w:rPr>
+                <w:t xml:space="preserve">24,9%</w:t>
+              </w:r>
+            </w:ins>
           </w:p>
         </w:tc>
         <w:tc>
@@ -14549,13 +14631,24 @@
               <w:spacing w:after="0"/>
               <w:jc w:val="right"/>
             </w:pPr>
-            <w:r>
-              <w:rPr>
-                <w:sz w:val="19"/>
-                <w:szCs w:val="19"/>
-              </w:rPr>
-              <w:t xml:space="preserve">26,8%</w:t>
-            </w:r>
+            <w:del w:id="9047" w:author="Claude (draf untuk Coach Doddy)" w:date="2026-10-27T12:00:00Z">
+              <w:r>
+                <w:rPr>
+                  <w:sz w:val="19"/>
+                  <w:szCs w:val="19"/>
+                </w:rPr>
+                <w:delText xml:space="preserve">26,8%</w:delText>
+              </w:r>
+            </w:del>
+            <w:ins w:id="9048" w:author="Claude (draf untuk Coach Doddy)" w:date="2026-10-27T12:00:00Z">
+              <w:r>
+                <w:rPr>
+                  <w:sz w:val="19"/>
+                  <w:szCs w:val="19"/>
+                </w:rPr>
+                <w:t xml:space="preserve">12,0%</w:t>
+              </w:r>
+            </w:ins>
           </w:p>
         </w:tc>
       </w:tr>
@@ -14570,8 +14663,149 @@
         <w:spacing w:after="120"/>
       </w:pPr>
       <w:r>
-        <w:t xml:space="preserve">Hasil di atas sudah memakai aturan konversi bagian 5.5. Tiga skenario 5 tahun pertama menganggap 70% pembeli Lisensi menjadi Mitra PLS. Dalam semua skenario, plafon bulanan tidak pernah terpicu. Bulan tertinggi Plan A adalah 48,8%, pada fase penjualan turun.</w:t>
-      </w:r>
+        <w:t xml:space="preserve">Hasil di atas </w:t>
+      </w:r>
+      <w:del w:id="9049" w:author="Claude (draf untuk Coach Doddy)" w:date="2026-10-27T12:00:00Z">
+        <w:r>
+          <w:delText xml:space="preserve">sudah memakai aturan konversi bagian 5.5.</w:delText>
+        </w:r>
+      </w:del>
+      <w:ins w:id="9050" w:author="Claude (draf untuk Coach Doddy)" w:date="2026-10-27T12:00:00Z">
+        <w:r>
+          <w:t xml:space="preserve">memakai seluruh aturan versi 1.3, termasuk konversi bagian 5.5, syarat aktif 2 penjualan baru pribadi per bulan, dan masa tunggu 2 bulan.</w:t>
+        </w:r>
+      </w:ins>
+      <w:r>
+        <w:t xml:space="preserve"> Tiga skenario 5 tahun pertama menganggap 70% pembeli Lisensi menjadi Mitra PLS. </w:t>
+      </w:r>
+      <w:del w:id="9051" w:author="Claude (draf untuk Coach Doddy)" w:date="2026-10-27T12:00:00Z">
+        <w:r>
+          <w:delText xml:space="preserve">Dalam semua skenario, plafon bulanan tidak pernah terpicu. Bulan tertinggi Plan A adalah 48,8%, pada fase penjualan turun.</w:delText>
+        </w:r>
+      </w:del>
+      <w:ins w:id="9052" w:author="Claude (draf untuk Coach Doddy)" w:date="2026-10-27T12:00:00Z">
+        <w:r>
+          <w:t xml:space="preserve">Dalam semua skenario, faktor plafon bonus tim tidak pernah dipakai. Pada skenario penjualan naik lalu turun, Plan A bulan tertinggi mencapai 50,0% pada fase penjualan turun, karena Pool Aktif dari bonus yang hangus menyentuh plafon; sisanya dibawa ke bulan berikutnya (bagian 8.4). Bila plafon Plan A diturunkan menjadi 40%, Plan A dibayar tetap 24,9–29,0% dan faktor plafon bonus tim tetap tidak pernah dipakai.</w:t>
+        </w:r>
+      </w:ins>
+    </w:p>
+    <w:p>
+      <w:pPr>
+        <w:spacing w:after="120"/>
+        <w:rPr>
+          <w:ins w:id="9053" w:author="Claude (draf untuk Coach Doddy)" w:date="2026-10-27T12:00:00Z"/>
+        </w:rPr>
+      </w:pPr>
+      <w:ins w:id="9054" w:author="Claude (draf untuk Coach Doddy)" w:date="2026-10-27T12:00:00Z">
+        <w:r>
+          <w:rPr>
+            <w:b/>
+            <w:bCs/>
+          </w:rPr>
+          <w:t xml:space="preserve">Asumsi pengujian:</w:t>
+        </w:r>
+      </w:ins>
+    </w:p>
+    <w:p>
+      <w:pPr>
+        <w:spacing w:after="120"/>
+        <w:rPr>
+          <w:ins w:id="9055" w:author="Claude (draf untuk Coach Doddy)" w:date="2026-10-27T12:00:00Z"/>
+        </w:rPr>
+      </w:pPr>
+      <w:ins w:id="9056" w:author="Claude (draf untuk Coach Doddy)" w:date="2026-10-27T12:00:00Z">
+        <w:r>
+          <w:rPr>
+            <w:b/>
+            <w:bCs/>
+          </w:rPr>
+          <w:t xml:space="preserve">Skenario ideal.</w:t>
+        </w:r>
+      </w:ins>
+      <w:ins w:id="9057" w:author="Claude (draf untuk Coach Doddy)" w:date="2026-10-27T12:00:00Z">
+        <w:r>
+          <w:t xml:space="preserve"> Setiap Mitra PLS mensponsori tepat 2 Mitra PLS baru (kiri dan kanan) satu kali, satu level per bulan sampai 12 level (4.095 Lisensi), lalu tidak menjual lagi. Semua pemegang Lisensi berlangganan dan menjalankan kegiatan pembinaan setiap bulan.</w:t>
+        </w:r>
+      </w:ins>
+    </w:p>
+    <w:p>
+      <w:pPr>
+        <w:spacing w:after="120"/>
+        <w:rPr>
+          <w:ins w:id="9058" w:author="Claude (draf untuk Coach Doddy)" w:date="2026-10-27T12:00:00Z"/>
+        </w:rPr>
+      </w:pPr>
+      <w:ins w:id="9059" w:author="Claude (draf untuk Coach Doddy)" w:date="2026-10-27T12:00:00Z">
+        <w:r>
+          <w:rPr>
+            <w:b/>
+            <w:bCs/>
+          </w:rPr>
+          <w:t xml:space="preserve">Skenario 5 tahun.</w:t>
+        </w:r>
+      </w:ins>
+      <w:ins w:id="9060" w:author="Claude (draf untuk Coach Doddy)" w:date="2026-10-27T12:00:00Z">
+        <w:r>
+          <w:t xml:space="preserve"> 60 bulan. Penjualan rata: naik dari 40 menjadi 400 Lisensi per bulan dalam 6 bulan, lalu tetap (sekitar 22.700 Lisensi). Penjualan naik lalu turun: naik sampai sekitar 790 Lisensi per bulan pada bulan ke-30, lalu turun (sekitar 24.800 Lisensi). Penjual dipilih acak berbobot; 15% Mitra PLS menjual jauh lebih banyak daripada yang lain.</w:t>
+        </w:r>
+      </w:ins>
+    </w:p>
+    <w:p>
+      <w:pPr>
+        <w:spacing w:after="120"/>
+        <w:rPr>
+          <w:ins w:id="9061" w:author="Claude (draf untuk Coach Doddy)" w:date="2026-10-27T12:00:00Z"/>
+        </w:rPr>
+      </w:pPr>
+      <w:ins w:id="9062" w:author="Claude (draf untuk Coach Doddy)" w:date="2026-10-27T12:00:00Z">
+        <w:r>
+          <w:rPr>
+            <w:b/>
+            <w:bCs/>
+          </w:rPr>
+          <w:t xml:space="preserve">Perilaku.</w:t>
+        </w:r>
+      </w:ins>
+      <w:ins w:id="9063" w:author="Claude (draf untuk Coach Doddy)" w:date="2026-10-27T12:00:00Z">
+        <w:r>
+          <w:t xml:space="preserve"> 15% Pelanggan mengonversi dalam 60 hari; 80% pemegang Lisensi membayar Langganan setiap bulan mulai bulan ke-4; 60% Mitra PLS menjalankan kegiatan pembinaan terkonfirmasi setiap bulan; 90% Pelanggan mengonfirmasi pendampingan orientasi; 1% pembelian dibatalkan.</w:t>
+        </w:r>
+      </w:ins>
+    </w:p>
+    <w:p>
+      <w:pPr>
+        <w:spacing w:after="120"/>
+        <w:rPr>
+          <w:ins w:id="9064" w:author="Claude (draf untuk Coach Doddy)" w:date="2026-10-27T12:00:00Z"/>
+        </w:rPr>
+      </w:pPr>
+      <w:ins w:id="9065" w:author="Claude (draf untuk Coach Doddy)" w:date="2026-10-27T12:00:00Z">
+        <w:r>
+          <w:rPr>
+            <w:b/>
+            <w:bCs/>
+          </w:rPr>
+          <w:t xml:space="preserve">Penyebab utama selisih dengan uji sebelumnya.</w:t>
+        </w:r>
+      </w:ins>
+      <w:ins w:id="9066" w:author="Claude (draf untuk Coach Doddy)" w:date="2026-10-27T12:00:00Z">
+        <w:r>
+          <w:t xml:space="preserve"> Dengan syarat aktif 2 penjualan baru pribadi per bulan, rata-rata hanya 2–6% Mitra PLS berstatus aktif setiap bulan pada skenario 5 tahun (19% pada skenario ideal). Bonus tim Mitra PLS yang tidak aktif ditahan lalu masuk Pool Aktif, sehingga Pool Aktif menjadi bagian Plan A terbesar setelah Bonus Sponsor. Plan B rendah karena syarat pernah berstatus aktif banyak tidak terpenuhi.</w:t>
+        </w:r>
+      </w:ins>
+    </w:p>
+    <w:p>
+      <w:pPr>
+        <w:spacing w:after="120"/>
+        <w:rPr>
+          <w:ins w:id="9067" w:author="Claude (draf untuk Coach Doddy)" w:date="2026-10-27T12:00:00Z"/>
+        </w:rPr>
+      </w:pPr>
+      <w:ins w:id="9068" w:author="Claude (draf untuk Coach Doddy)" w:date="2026-10-27T12:00:00Z">
+        <w:r>
+          <w:t xml:space="preserve">Simulasi dapat diulang: kode dan parameter tercatat, dan parameter yang sama selalu menghasilkan angka yang sama.</w:t>
+        </w:r>
+      </w:ins>
     </w:p>
     <w:p>
       <w:pPr>

--- a/docs/dokumen/Rencana_Pemasaran_Mitrans-Astra_v1.3_redline.docx
+++ b/docs/dokumen/Rencana_Pemasaran_Mitrans-Astra_v1.3_redline.docx
@@ -378,7 +378,7 @@
       </w:ins>
       <w:ins w:id="9005" w:author="Claude (draf untuk Coach Doddy)" w:date="2026-10-27T12:00:00Z">
         <w:r>
-          <w:t xml:space="preserve"> (27 Oktober 2026): penegasan aturan sistem atas keputusan Coach (butir A1–A12 rancangan sistem): penempatan posisi jaringan (Bab 4); posisi dan volume dari Mitra PLS tanpa Lisensi (bagian 5.4); penghitungan upline pada konversi (bagian 5.5); Bonus Pembinaan tanpa kompresi (bagian 8.1); urutan ketat antrean Bonus Prestasi (bagian 8.2); sisa Pool Aktif di atas plafon (bagian 8.4); sisa Plan B (bagian 8.6); Bonus Sponsor dan Bonus Layanan Berkah tanpa syarat Langganan, serta masa akses Lisensi untuk Plan B (bagian 9.2); uang muka mingguan bonus tim (Bab 11 dan bagian 12.2); penarikan bonus tim atas pembatalan (Bab 13); hasil uji ulang dengan aturan versi 1.3 beserta asumsinya (bagian 12.3).</w:t>
+          <w:t xml:space="preserve"> (27 Oktober 2026): penegasan aturan sistem atas keputusan Coach (butir A1–A12 rancangan sistem): penempatan posisi jaringan (Bab 4); posisi dan volume dari Mitra PLS tanpa Lisensi (bagian 5.4); penghitungan upline pada konversi (bagian 5.5); Bonus Pembinaan tanpa kompresi (bagian 8.1); urutan ketat antrean Bonus Prestasi (bagian 8.2); sisa Pool Aktif di atas plafon (bagian 8.4); sisa Plan B (bagian 8.6); Bonus Sponsor dan Bonus Layanan Berkah tanpa syarat Langganan, serta masa akses Lisensi untuk Plan B (bagian 9.2); uang muka mingguan bonus tim (Bab 11 dan bagian 12.2); penarikan bonus tim atas pembatalan (Bab 13); syarat aktif menjadi paling sedikit 1 penjualan baru pribadi per bulan (bagian 9.1, bagian 10.2, dan Lampiran A); hasil uji ulang dengan aturan versi 1.3 beserta asumsinya (bagian 12.3).</w:t>
         </w:r>
       </w:ins>
     </w:p>
@@ -10089,13 +10089,24 @@
       <w:r>
         <w:t xml:space="preserve"> pada bulan kalender tertentu bila ia membuat paling sedikit </w:t>
       </w:r>
-      <w:r>
-        <w:rPr>
-          <w:b/>
-          <w:bCs/>
-        </w:rPr>
-        <w:t xml:space="preserve">2 penjualan baru pribadi</w:t>
-      </w:r>
+      <w:del w:id="9069" w:author="Claude (draf untuk Coach Doddy)" w:date="2026-10-27T12:00:00Z">
+        <w:r>
+          <w:rPr>
+            <w:b/>
+            <w:bCs/>
+          </w:rPr>
+          <w:delText xml:space="preserve">2 penjualan baru pribadi</w:delText>
+        </w:r>
+      </w:del>
+      <w:ins w:id="9070" w:author="Claude (draf untuk Coach Doddy)" w:date="2026-10-27T12:00:00Z">
+        <w:r>
+          <w:rPr>
+            <w:b/>
+            <w:bCs/>
+          </w:rPr>
+          <w:t xml:space="preserve">1 penjualan baru pribadi</w:t>
+        </w:r>
+      </w:ins>
       <w:r>
         <w:t xml:space="preserve"> pada bulan itu. Penjualan baru pribadi adalah:</w:t>
       </w:r>
@@ -12597,8 +12608,18 @@
         <w:spacing w:after="120"/>
       </w:pPr>
       <w:r>
-        <w:t xml:space="preserve">Pada bulan berikutnya, Mitra PLS Contoh hanya menjual 1 Lisensi.</w:t>
-      </w:r>
+        <w:t xml:space="preserve">Pada bulan berikutnya, Mitra PLS Contoh </w:t>
+      </w:r>
+      <w:del w:id="9073" w:author="Claude (draf untuk Coach Doddy)" w:date="2026-10-27T12:00:00Z">
+        <w:r>
+          <w:delText xml:space="preserve">hanya menjual 1 Lisensi.</w:delText>
+        </w:r>
+      </w:del>
+      <w:ins w:id="9074" w:author="Claude (draf untuk Coach Doddy)" w:date="2026-10-27T12:00:00Z">
+        <w:r>
+          <w:t xml:space="preserve">tidak membuat penjualan baru pribadi, tetapi Mitra PLS di jaringannya menjual Lisensi sehingga timbul Bonus Level, Pasangan, dan Pembinaan.</w:t>
+        </w:r>
+      </w:ins>
     </w:p>
     <w:p>
       <w:pPr>
@@ -12609,9 +12630,16 @@
         </w:numPr>
         <w:spacing w:after="60"/>
       </w:pPr>
-      <w:r>
-        <w:t xml:space="preserve">Bonus Sponsor Rp750.000 tetap dibayarkan.</w:t>
-      </w:r>
+      <w:del w:id="9075" w:author="Claude (draf untuk Coach Doddy)" w:date="2026-10-27T12:00:00Z">
+        <w:r>
+          <w:delText xml:space="preserve">Bonus Sponsor Rp750.000 tetap dibayarkan.</w:delText>
+        </w:r>
+      </w:del>
+      <w:ins w:id="9076" w:author="Claude (draf untuk Coach Doddy)" w:date="2026-10-27T12:00:00Z">
+        <w:r>
+          <w:t xml:space="preserve">Tidak ada Bonus Sponsor bulan itu karena ia tidak menjual.</w:t>
+        </w:r>
+      </w:ins>
     </w:p>
     <w:p>
       <w:pPr>
@@ -14369,7 +14397,7 @@
                   <w:sz w:val="19"/>
                   <w:szCs w:val="19"/>
                 </w:rPr>
-                <w:t xml:space="preserve">29,0%</w:t>
+                <w:t xml:space="preserve">29,2%</w:t>
               </w:r>
             </w:ins>
           </w:p>
@@ -14410,7 +14438,7 @@
                   <w:sz w:val="19"/>
                   <w:szCs w:val="19"/>
                 </w:rPr>
-                <w:t xml:space="preserve">8,9%</w:t>
+                <w:t xml:space="preserve">13,2%</w:t>
               </w:r>
             </w:ins>
           </w:p>
@@ -14487,7 +14515,7 @@
                   <w:sz w:val="19"/>
                   <w:szCs w:val="19"/>
                 </w:rPr>
-                <w:t xml:space="preserve">28,9%</w:t>
+                <w:t xml:space="preserve">29,0%</w:t>
               </w:r>
             </w:ins>
           </w:p>
@@ -14528,7 +14556,7 @@
                   <w:sz w:val="19"/>
                   <w:szCs w:val="19"/>
                 </w:rPr>
-                <w:t xml:space="preserve">8,9%</w:t>
+                <w:t xml:space="preserve">13,1%</w:t>
               </w:r>
             </w:ins>
           </w:p>
@@ -14605,7 +14633,7 @@
                   <w:sz w:val="19"/>
                   <w:szCs w:val="19"/>
                 </w:rPr>
-                <w:t xml:space="preserve">24,9%</w:t>
+                <w:t xml:space="preserve">25,0%</w:t>
               </w:r>
             </w:ins>
           </w:p>
@@ -14646,7 +14674,7 @@
                   <w:sz w:val="19"/>
                   <w:szCs w:val="19"/>
                 </w:rPr>
-                <w:t xml:space="preserve">12,0%</w:t>
+                <w:t xml:space="preserve">14,2%</w:t>
               </w:r>
             </w:ins>
           </w:p>
@@ -14672,7 +14700,7 @@
       </w:del>
       <w:ins w:id="9050" w:author="Claude (draf untuk Coach Doddy)" w:date="2026-10-27T12:00:00Z">
         <w:r>
-          <w:t xml:space="preserve">memakai seluruh aturan versi 1.3, termasuk konversi bagian 5.5, syarat aktif 2 penjualan baru pribadi per bulan, dan masa tunggu 2 bulan.</w:t>
+          <w:t xml:space="preserve">memakai seluruh aturan versi 1.3, termasuk konversi bagian 5.5, syarat aktif 1 penjualan baru pribadi per bulan, dan masa tunggu 2 bulan.</w:t>
         </w:r>
       </w:ins>
       <w:r>
@@ -14685,7 +14713,7 @@
       </w:del>
       <w:ins w:id="9052" w:author="Claude (draf untuk Coach Doddy)" w:date="2026-10-27T12:00:00Z">
         <w:r>
-          <w:t xml:space="preserve">Dalam semua skenario, faktor plafon bonus tim tidak pernah dipakai. Pada skenario penjualan naik lalu turun, Plan A bulan tertinggi mencapai 50,0% pada fase penjualan turun, karena Pool Aktif dari bonus yang hangus menyentuh plafon; sisanya dibawa ke bulan berikutnya (bagian 8.4). Bila plafon Plan A diturunkan menjadi 40%, Plan A dibayar tetap 24,9–29,0% dan faktor plafon bonus tim tetap tidak pernah dipakai.</w:t>
+          <w:t xml:space="preserve">Dalam semua skenario, faktor plafon bonus tim tidak pernah dipakai. Plan A bulan tertinggi adalah 38,5%, pada fase penjualan turun. Pada skenario ideal, Pool Aktif dibawa ke bulan berikutnya pada 3 bulan terakhir, ketika tidak ada lagi penjualan baru (bagian 8.4). Bila plafon Plan A diturunkan menjadi 40%, hasilnya sama: Plan A dibayar 25,0–29,2% dan faktor plafon bonus tim tetap tidak pernah dipakai.</w:t>
         </w:r>
       </w:ins>
     </w:p>
@@ -14790,7 +14818,7 @@
       </w:ins>
       <w:ins w:id="9066" w:author="Claude (draf untuk Coach Doddy)" w:date="2026-10-27T12:00:00Z">
         <w:r>
-          <w:t xml:space="preserve"> Dengan syarat aktif 2 penjualan baru pribadi per bulan, rata-rata hanya 2–6% Mitra PLS berstatus aktif setiap bulan pada skenario 5 tahun (19% pada skenario ideal). Bonus tim Mitra PLS yang tidak aktif ditahan lalu masuk Pool Aktif, sehingga Pool Aktif menjadi bagian Plan A terbesar setelah Bonus Sponsor. Plan B rendah karena syarat pernah berstatus aktif banyak tidak terpenuhi.</w:t>
+          <w:t xml:space="preserve"> Rata-rata 8–15% Mitra PLS berstatus aktif setiap bulan pada skenario 5 tahun (19% pada skenario ideal). Bonus tim Mitra PLS yang tidak aktif ditahan lalu masuk Pool Aktif, sebesar 5,7–9,7% omzet bersih Lisensi. Pada skenario ideal, setiap Mitra PLS hanya menjual pada satu bulan, sehingga bonus tim yang timbul sesudahnya hangus. Plan B lebih rendah daripada uji lama karena tidak semua Mitra PLS pernah berstatus aktif dan menjalankan kegiatan pembinaan.</w:t>
         </w:r>
       </w:ins>
     </w:p>
@@ -16385,7 +16413,32 @@
                 <w:sz w:val="19"/>
                 <w:szCs w:val="19"/>
               </w:rPr>
-              <w:t xml:space="preserve">Melakukan paling sedikit 2 penjualan baru pribadi dalam satu bulan kalender</w:t>
+              <w:t xml:space="preserve">Melakukan paling sedikit </w:t>
+            </w:r>
+            <w:del w:id="9071" w:author="Claude (draf untuk Coach Doddy)" w:date="2026-10-27T12:00:00Z">
+              <w:r>
+                <w:rPr>
+                  <w:sz w:val="19"/>
+                  <w:szCs w:val="19"/>
+                </w:rPr>
+                <w:delText xml:space="preserve">2 penjualan</w:delText>
+              </w:r>
+            </w:del>
+            <w:ins w:id="9072" w:author="Claude (draf untuk Coach Doddy)" w:date="2026-10-27T12:00:00Z">
+              <w:r>
+                <w:rPr>
+                  <w:sz w:val="19"/>
+                  <w:szCs w:val="19"/>
+                </w:rPr>
+                <w:t xml:space="preserve">1 penjualan</w:t>
+              </w:r>
+            </w:ins>
+            <w:r>
+              <w:rPr>
+                <w:sz w:val="19"/>
+                <w:szCs w:val="19"/>
+              </w:rPr>
+              <w:t xml:space="preserve"> baru pribadi dalam satu bulan kalender</w:t>
             </w:r>
           </w:p>
         </w:tc>
